--- a/Literature Review.docx
+++ b/Literature Review.docx
@@ -9,21 +9,12 @@
           <w:bCs/>
         </w:rPr>
       </w:pPr>
-      <w:proofErr w:type="spellStart"/>
       <w:r>
         <w:rPr>
           <w:b/>
           <w:bCs/>
         </w:rPr>
-        <w:t>rPPG</w:t>
-      </w:r>
-      <w:proofErr w:type="spellEnd"/>
-      <w:r>
-        <w:rPr>
-          <w:b/>
-          <w:bCs/>
-        </w:rPr>
-        <w:t xml:space="preserve"> Signal Estimation for Drunkenness Detection Using RGB Videos</w:t>
+        <w:t>rPPG Signal Estimation for Drunkenness Detection Using RGB Videos</w:t>
       </w:r>
       <w:r>
         <w:rPr>
@@ -76,23 +67,7 @@
     </w:p>
     <w:p>
       <w:r>
-        <w:t xml:space="preserve">The literature search was conducted across multiple academic databases including IEEE Xplore, ACM Digital Library, </w:t>
-      </w:r>
-      <w:proofErr w:type="spellStart"/>
-      <w:r>
-        <w:t>arXiv</w:t>
-      </w:r>
-      <w:proofErr w:type="spellEnd"/>
-      <w:r>
-        <w:t>, and Google Scholar. Primary keywords included: "remote photoplethysmography", "</w:t>
-      </w:r>
-      <w:proofErr w:type="spellStart"/>
-      <w:r>
-        <w:t>rPPG</w:t>
-      </w:r>
-      <w:proofErr w:type="spellEnd"/>
-      <w:r>
-        <w:t>", "drunk detection", "intoxication detection", "driver monitoring", "deep learning", "transformer", "physiological measurement", and "facial video analysis". The search focused on publications from 2018-2024 to capture recent deep learning advances.</w:t>
+        <w:t>The literature search was conducted across multiple academic databases including IEEE Xplore, ACM Digital Library, arXiv, and Google Scholar. Primary keywords included: "remote photoplethysmography", "rPPG", "drunk detection", "intoxication detection", "driver monitoring", "deep learning", "transformer", "physiological measurement", and "facial video analysis". The search focused on publications from 2018-2024 to capture recent deep learning advances.</w:t>
       </w:r>
     </w:p>
     <w:p>
@@ -103,29 +78,13 @@
         <w:t>for papers</w:t>
       </w:r>
       <w:r>
-        <w:t xml:space="preserve">: (1) address </w:t>
-      </w:r>
-      <w:proofErr w:type="spellStart"/>
-      <w:r>
-        <w:t>rPPG</w:t>
-      </w:r>
-      <w:proofErr w:type="spellEnd"/>
-      <w:r>
-        <w:t xml:space="preserve"> signal extraction or intoxication detection, (2) employ deep learning or advanced AI techniques, (3) provide experimental validation with quantitative results, (4) discuss datasets and evaluation metrics.10 </w:t>
+        <w:t xml:space="preserve">: (1) address rPPG signal extraction or intoxication detection, (2) employ deep learning or advanced AI techniques, (3) provide experimental validation with quantitative results, (4) discuss datasets and evaluation metrics.10 </w:t>
       </w:r>
       <w:r>
         <w:t xml:space="preserve">papers </w:t>
       </w:r>
       <w:r>
-        <w:t xml:space="preserve">were selected representing diverse aspects: foundational </w:t>
-      </w:r>
-      <w:proofErr w:type="spellStart"/>
-      <w:r>
-        <w:t>rPPG</w:t>
-      </w:r>
-      <w:proofErr w:type="spellEnd"/>
-      <w:r>
-        <w:t xml:space="preserve"> techniques [5][7], state-of-the-art architectures [2][9], benchmark toolboxes [6], driving scenario applications [3][4], and intoxication detection systems [1][8][10].</w:t>
+        <w:t>were selected representing diverse aspects: foundational rPPG techniques [5][7], state-of-the-art architectures [2][9], benchmark toolboxes [6], driving scenario applications [3][4], and intoxication detection systems [1][8][10].</w:t>
       </w:r>
     </w:p>
     <w:p>
@@ -160,23 +119,7 @@
           <w:b/>
           <w:bCs/>
         </w:rPr>
-        <w:t xml:space="preserve">A. </w:t>
-      </w:r>
-      <w:proofErr w:type="spellStart"/>
-      <w:r>
-        <w:rPr>
-          <w:b/>
-          <w:bCs/>
-        </w:rPr>
-        <w:t>rPPG</w:t>
-      </w:r>
-      <w:proofErr w:type="spellEnd"/>
-      <w:r>
-        <w:rPr>
-          <w:b/>
-          <w:bCs/>
-        </w:rPr>
-        <w:t xml:space="preserve"> Fundamentals and Traditional Methods</w:t>
+        <w:t>A. rPPG Fundamentals and Traditional Methods</w:t>
       </w:r>
     </w:p>
     <w:p>
@@ -201,53 +144,13 @@
     </w:p>
     <w:p>
       <w:r>
-        <w:t xml:space="preserve">Modern </w:t>
-      </w:r>
-      <w:proofErr w:type="spellStart"/>
-      <w:r>
-        <w:t>rPPG</w:t>
-      </w:r>
-      <w:proofErr w:type="spellEnd"/>
-      <w:r>
-        <w:t xml:space="preserve"> research has </w:t>
+        <w:t xml:space="preserve">Modern rPPG research has </w:t>
       </w:r>
       <w:r>
         <w:t>moved towards deep learning from start to end</w:t>
       </w:r>
       <w:r>
-        <w:t xml:space="preserve">. Convolutional approaches include </w:t>
-      </w:r>
-      <w:proofErr w:type="spellStart"/>
-      <w:r>
-        <w:t>DeepPhys</w:t>
-      </w:r>
-      <w:proofErr w:type="spellEnd"/>
-      <w:r>
-        <w:t xml:space="preserve"> (two-branch 2D CNN with attention), </w:t>
-      </w:r>
-      <w:proofErr w:type="spellStart"/>
-      <w:r>
-        <w:t>PhysNet</w:t>
-      </w:r>
-      <w:proofErr w:type="spellEnd"/>
-      <w:r>
-        <w:t xml:space="preserve"> (3D CNN), and TS-CAN (temporal shift operations for efficiency) [6]. Transformer-based architectures like </w:t>
-      </w:r>
-      <w:proofErr w:type="spellStart"/>
-      <w:r>
-        <w:t>PhysFormer</w:t>
-      </w:r>
-      <w:proofErr w:type="spellEnd"/>
-      <w:r>
-        <w:t xml:space="preserve"> capture long-range temporal dependencies, demonstrating superior cross-domain performance [6]. Spiking-</w:t>
-      </w:r>
-      <w:proofErr w:type="spellStart"/>
-      <w:r>
-        <w:t>PhysFormer</w:t>
-      </w:r>
-      <w:proofErr w:type="spellEnd"/>
-      <w:r>
-        <w:t xml:space="preserve"> reduc</w:t>
+        <w:t>. Convolutional approaches include DeepPhys (two-branch 2D CNN with attention), PhysNet (3D CNN), and TS-CAN (temporal shift operations for efficiency) [6]. Transformer-based architectures like PhysFormer capture long-range temporal dependencies, demonstrating superior cross-domain performance [6]. Spiking-PhysFormer reduc</w:t>
       </w:r>
       <w:r>
         <w:t>es</w:t>
@@ -272,13 +175,8 @@
       </w:r>
     </w:p>
     <w:p>
-      <w:proofErr w:type="spellStart"/>
-      <w:r>
-        <w:t>PhysVLM</w:t>
-      </w:r>
-      <w:proofErr w:type="spellEnd"/>
-      <w:r>
-        <w:t xml:space="preserve"> addresses domain generalization through vision-language models </w:t>
+      <w:r>
+        <w:t xml:space="preserve">PhysVLM addresses domain generalization through vision-language models </w:t>
       </w:r>
       <w:r>
         <w:t xml:space="preserve">(VLM) </w:t>
@@ -287,21 +185,13 @@
         <w:t xml:space="preserve">that extract physiological </w:t>
       </w:r>
       <w:r>
-        <w:t xml:space="preserve">features such as heart </w:t>
-      </w:r>
-      <w:proofErr w:type="gramStart"/>
-      <w:r>
-        <w:t>rate</w:t>
+        <w:t>features such as heart rate</w:t>
       </w:r>
       <w:r>
         <w:t>,</w:t>
       </w:r>
       <w:r>
-        <w:t xml:space="preserve"> and</w:t>
-      </w:r>
-      <w:proofErr w:type="gramEnd"/>
-      <w:r>
-        <w:t xml:space="preserve"> help reduce its</w:t>
+        <w:t xml:space="preserve"> and help reduce its</w:t>
       </w:r>
       <w:r>
         <w:t xml:space="preserve"> </w:t>
@@ -322,11 +212,1552 @@
     </w:p>
     <w:p>
       <w:pPr>
+        <w:pStyle w:val="ListParagraph"/>
+        <w:numPr>
+          <w:ilvl w:val="0"/>
+          <w:numId w:val="14"/>
+        </w:numPr>
         <w:rPr>
           <w:b/>
           <w:bCs/>
         </w:rPr>
       </w:pPr>
+      <w:r>
+        <w:rPr>
+          <w:b/>
+          <w:bCs/>
+        </w:rPr>
+        <w:t>COMPARATIVE ANALYSIS</w:t>
+      </w:r>
+    </w:p>
+    <w:tbl>
+      <w:tblPr>
+        <w:tblStyle w:val="TableGrid"/>
+        <w:tblW w:w="0" w:type="auto"/>
+        <w:tblLook w:val="04A0" w:firstRow="1" w:lastRow="0" w:firstColumn="1" w:lastColumn="0" w:noHBand="0" w:noVBand="1"/>
+      </w:tblPr>
+      <w:tblGrid>
+        <w:gridCol w:w="780"/>
+        <w:gridCol w:w="1466"/>
+        <w:gridCol w:w="1502"/>
+        <w:gridCol w:w="1153"/>
+        <w:gridCol w:w="1073"/>
+        <w:gridCol w:w="1688"/>
+        <w:gridCol w:w="1688"/>
+      </w:tblGrid>
+      <w:tr>
+        <w:tc>
+          <w:tcPr>
+            <w:tcW w:w="0" w:type="auto"/>
+            <w:hideMark/>
+          </w:tcPr>
+          <w:p>
+            <w:pPr>
+              <w:spacing w:after="160" w:line="278" w:lineRule="auto"/>
+              <w:rPr>
+                <w:b/>
+                <w:bCs/>
+              </w:rPr>
+            </w:pPr>
+            <w:r>
+              <w:rPr>
+                <w:b/>
+                <w:bCs/>
+              </w:rPr>
+              <w:t>Paper</w:t>
+            </w:r>
+          </w:p>
+        </w:tc>
+        <w:tc>
+          <w:tcPr>
+            <w:tcW w:w="0" w:type="auto"/>
+            <w:hideMark/>
+          </w:tcPr>
+          <w:p>
+            <w:pPr>
+              <w:spacing w:after="160" w:line="278" w:lineRule="auto"/>
+              <w:rPr>
+                <w:b/>
+                <w:bCs/>
+              </w:rPr>
+            </w:pPr>
+            <w:r>
+              <w:rPr>
+                <w:b/>
+                <w:bCs/>
+              </w:rPr>
+              <w:t>Method</w:t>
+            </w:r>
+          </w:p>
+        </w:tc>
+        <w:tc>
+          <w:tcPr>
+            <w:tcW w:w="0" w:type="auto"/>
+            <w:hideMark/>
+          </w:tcPr>
+          <w:p>
+            <w:pPr>
+              <w:spacing w:after="160" w:line="278" w:lineRule="auto"/>
+              <w:rPr>
+                <w:b/>
+                <w:bCs/>
+              </w:rPr>
+            </w:pPr>
+            <w:r>
+              <w:rPr>
+                <w:b/>
+                <w:bCs/>
+              </w:rPr>
+              <w:t>Dataset</w:t>
+            </w:r>
+          </w:p>
+        </w:tc>
+        <w:tc>
+          <w:tcPr>
+            <w:tcW w:w="0" w:type="auto"/>
+            <w:hideMark/>
+          </w:tcPr>
+          <w:p>
+            <w:pPr>
+              <w:spacing w:after="160" w:line="278" w:lineRule="auto"/>
+              <w:rPr>
+                <w:b/>
+                <w:bCs/>
+              </w:rPr>
+            </w:pPr>
+            <w:r>
+              <w:rPr>
+                <w:b/>
+                <w:bCs/>
+              </w:rPr>
+              <w:t>Key Results</w:t>
+            </w:r>
+          </w:p>
+        </w:tc>
+        <w:tc>
+          <w:tcPr>
+            <w:tcW w:w="0" w:type="auto"/>
+            <w:hideMark/>
+          </w:tcPr>
+          <w:p>
+            <w:pPr>
+              <w:spacing w:after="160" w:line="278" w:lineRule="auto"/>
+              <w:rPr>
+                <w:b/>
+                <w:bCs/>
+              </w:rPr>
+            </w:pPr>
+            <w:r>
+              <w:rPr>
+                <w:b/>
+                <w:bCs/>
+              </w:rPr>
+              <w:t>Metrics</w:t>
+            </w:r>
+          </w:p>
+        </w:tc>
+        <w:tc>
+          <w:tcPr>
+            <w:tcW w:w="0" w:type="auto"/>
+            <w:hideMark/>
+          </w:tcPr>
+          <w:p>
+            <w:pPr>
+              <w:spacing w:after="160" w:line="278" w:lineRule="auto"/>
+              <w:rPr>
+                <w:b/>
+                <w:bCs/>
+              </w:rPr>
+            </w:pPr>
+            <w:r>
+              <w:rPr>
+                <w:b/>
+                <w:bCs/>
+              </w:rPr>
+              <w:t>Strengths</w:t>
+            </w:r>
+          </w:p>
+        </w:tc>
+        <w:tc>
+          <w:tcPr>
+            <w:tcW w:w="0" w:type="auto"/>
+            <w:hideMark/>
+          </w:tcPr>
+          <w:p>
+            <w:pPr>
+              <w:spacing w:after="160" w:line="278" w:lineRule="auto"/>
+              <w:rPr>
+                <w:b/>
+                <w:bCs/>
+              </w:rPr>
+            </w:pPr>
+            <w:r>
+              <w:rPr>
+                <w:b/>
+                <w:bCs/>
+              </w:rPr>
+              <w:t>Limitations</w:t>
+            </w:r>
+          </w:p>
+        </w:tc>
+      </w:tr>
+      <w:tr>
+        <w:tc>
+          <w:tcPr>
+            <w:tcW w:w="0" w:type="auto"/>
+            <w:hideMark/>
+          </w:tcPr>
+          <w:p>
+            <w:pPr>
+              <w:spacing w:after="160" w:line="278" w:lineRule="auto"/>
+            </w:pPr>
+            <w:r>
+              <w:t>[1]</w:t>
+            </w:r>
+          </w:p>
+        </w:tc>
+        <w:tc>
+          <w:tcPr>
+            <w:tcW w:w="0" w:type="auto"/>
+            <w:hideMark/>
+          </w:tcPr>
+          <w:p>
+            <w:pPr>
+              <w:spacing w:after="160" w:line="278" w:lineRule="auto"/>
+            </w:pPr>
+            <w:r>
+              <w:t>Ensemble ML (GB, RF) + DL (GoogleNet, Xception)</w:t>
+            </w:r>
+          </w:p>
+        </w:tc>
+        <w:tc>
+          <w:tcPr>
+            <w:tcW w:w="0" w:type="auto"/>
+            <w:hideMark/>
+          </w:tcPr>
+          <w:p>
+            <w:pPr>
+              <w:spacing w:after="160" w:line="278" w:lineRule="auto"/>
+            </w:pPr>
+            <w:r>
+              <w:t>Custom drunk/sober images with noise augmentation</w:t>
+            </w:r>
+          </w:p>
+        </w:tc>
+        <w:tc>
+          <w:tcPr>
+            <w:tcW w:w="0" w:type="auto"/>
+            <w:hideMark/>
+          </w:tcPr>
+          <w:p>
+            <w:pPr>
+              <w:spacing w:after="160" w:line="278" w:lineRule="auto"/>
+            </w:pPr>
+            <w:r>
+              <w:t>99.8% accuracy (low noise)</w:t>
+            </w:r>
+          </w:p>
+        </w:tc>
+        <w:tc>
+          <w:tcPr>
+            <w:tcW w:w="0" w:type="auto"/>
+            <w:hideMark/>
+          </w:tcPr>
+          <w:p>
+            <w:pPr>
+              <w:spacing w:after="160" w:line="278" w:lineRule="auto"/>
+            </w:pPr>
+            <w:r>
+              <w:t>Accuracy</w:t>
+            </w:r>
+          </w:p>
+        </w:tc>
+        <w:tc>
+          <w:tcPr>
+            <w:tcW w:w="0" w:type="auto"/>
+            <w:hideMark/>
+          </w:tcPr>
+          <w:p>
+            <w:pPr>
+              <w:spacing w:after="160" w:line="278" w:lineRule="auto"/>
+            </w:pPr>
+            <w:r>
+              <w:t>XAI integration, FPGA implementation</w:t>
+            </w:r>
+          </w:p>
+        </w:tc>
+        <w:tc>
+          <w:tcPr>
+            <w:tcW w:w="0" w:type="auto"/>
+            <w:hideMark/>
+          </w:tcPr>
+          <w:p>
+            <w:pPr>
+              <w:spacing w:after="160" w:line="278" w:lineRule="auto"/>
+            </w:pPr>
+            <w:r>
+              <w:t>Lab conditions only</w:t>
+            </w:r>
+          </w:p>
+        </w:tc>
+      </w:tr>
+      <w:tr>
+        <w:tc>
+          <w:tcPr>
+            <w:tcW w:w="0" w:type="auto"/>
+            <w:hideMark/>
+          </w:tcPr>
+          <w:p>
+            <w:pPr>
+              <w:spacing w:after="160" w:line="278" w:lineRule="auto"/>
+            </w:pPr>
+            <w:r>
+              <w:t>[2]</w:t>
+            </w:r>
+          </w:p>
+        </w:tc>
+        <w:tc>
+          <w:tcPr>
+            <w:tcW w:w="0" w:type="auto"/>
+            <w:hideMark/>
+          </w:tcPr>
+          <w:p>
+            <w:pPr>
+              <w:spacing w:after="160" w:line="278" w:lineRule="auto"/>
+            </w:pPr>
+            <w:r>
+              <w:t>PhysVLM (Vision-Language + Transformer)</w:t>
+            </w:r>
+          </w:p>
+        </w:tc>
+        <w:tc>
+          <w:tcPr>
+            <w:tcW w:w="0" w:type="auto"/>
+            <w:hideMark/>
+          </w:tcPr>
+          <w:p>
+            <w:pPr>
+              <w:spacing w:after="160" w:line="278" w:lineRule="auto"/>
+            </w:pPr>
+            <w:r>
+              <w:t>NBHR, clinical preterm infants</w:t>
+            </w:r>
+          </w:p>
+        </w:tc>
+        <w:tc>
+          <w:tcPr>
+            <w:tcW w:w="0" w:type="auto"/>
+            <w:hideMark/>
+          </w:tcPr>
+          <w:p>
+            <w:pPr>
+              <w:spacing w:after="160" w:line="278" w:lineRule="auto"/>
+            </w:pPr>
+            <w:r>
+              <w:t>MAE 5.85→2.85 bpm</w:t>
+            </w:r>
+          </w:p>
+        </w:tc>
+        <w:tc>
+          <w:tcPr>
+            <w:tcW w:w="0" w:type="auto"/>
+            <w:hideMark/>
+          </w:tcPr>
+          <w:p>
+            <w:pPr>
+              <w:spacing w:after="160" w:line="278" w:lineRule="auto"/>
+            </w:pPr>
+            <w:r>
+              <w:t>MAE, cross-domain</w:t>
+            </w:r>
+          </w:p>
+        </w:tc>
+        <w:tc>
+          <w:tcPr>
+            <w:tcW w:w="0" w:type="auto"/>
+            <w:hideMark/>
+          </w:tcPr>
+          <w:p>
+            <w:pPr>
+              <w:spacing w:after="160" w:line="278" w:lineRule="auto"/>
+            </w:pPr>
+            <w:r>
+              <w:t>Robust generalization, physiology-guided</w:t>
+            </w:r>
+          </w:p>
+        </w:tc>
+        <w:tc>
+          <w:tcPr>
+            <w:tcW w:w="0" w:type="auto"/>
+            <w:hideMark/>
+          </w:tcPr>
+          <w:p>
+            <w:pPr>
+              <w:spacing w:after="160" w:line="278" w:lineRule="auto"/>
+            </w:pPr>
+            <w:r>
+              <w:t>Limited to HR/RR</w:t>
+            </w:r>
+          </w:p>
+        </w:tc>
+      </w:tr>
+      <w:tr>
+        <w:tc>
+          <w:tcPr>
+            <w:tcW w:w="0" w:type="auto"/>
+            <w:hideMark/>
+          </w:tcPr>
+          <w:p>
+            <w:pPr>
+              <w:spacing w:after="160" w:line="278" w:lineRule="auto"/>
+            </w:pPr>
+            <w:r>
+              <w:t>[3]</w:t>
+            </w:r>
+          </w:p>
+        </w:tc>
+        <w:tc>
+          <w:tcPr>
+            <w:tcW w:w="0" w:type="auto"/>
+            <w:hideMark/>
+          </w:tcPr>
+          <w:p>
+            <w:pPr>
+              <w:spacing w:after="160" w:line="278" w:lineRule="auto"/>
+            </w:pPr>
+            <w:r>
+              <w:t>IAT + Yolov5face + RhythmNet</w:t>
+            </w:r>
+          </w:p>
+        </w:tc>
+        <w:tc>
+          <w:tcPr>
+            <w:tcW w:w="0" w:type="auto"/>
+            <w:hideMark/>
+          </w:tcPr>
+          <w:p>
+            <w:pPr>
+              <w:spacing w:after="160" w:line="278" w:lineRule="auto"/>
+            </w:pPr>
+            <w:r>
+              <w:t>MR-NIRP Car dataset</w:t>
+            </w:r>
+          </w:p>
+        </w:tc>
+        <w:tc>
+          <w:tcPr>
+            <w:tcW w:w="0" w:type="auto"/>
+            <w:hideMark/>
+          </w:tcPr>
+          <w:p>
+            <w:pPr>
+              <w:spacing w:after="160" w:line="278" w:lineRule="auto"/>
+            </w:pPr>
+            <w:r>
+              <w:t>8.89 bpm RMSE</w:t>
+            </w:r>
+          </w:p>
+        </w:tc>
+        <w:tc>
+          <w:tcPr>
+            <w:tcW w:w="0" w:type="auto"/>
+            <w:hideMark/>
+          </w:tcPr>
+          <w:p>
+            <w:pPr>
+              <w:spacing w:after="160" w:line="278" w:lineRule="auto"/>
+            </w:pPr>
+            <w:r>
+              <w:t>RMSE</w:t>
+            </w:r>
+          </w:p>
+        </w:tc>
+        <w:tc>
+          <w:tcPr>
+            <w:tcW w:w="0" w:type="auto"/>
+            <w:hideMark/>
+          </w:tcPr>
+          <w:p>
+            <w:pPr>
+              <w:spacing w:after="160" w:line="278" w:lineRule="auto"/>
+            </w:pPr>
+            <w:r>
+              <w:t>Real driving conditions</w:t>
+            </w:r>
+          </w:p>
+        </w:tc>
+        <w:tc>
+          <w:tcPr>
+            <w:tcW w:w="0" w:type="auto"/>
+            <w:hideMark/>
+          </w:tcPr>
+          <w:p>
+            <w:pPr>
+              <w:spacing w:after="160" w:line="278" w:lineRule="auto"/>
+            </w:pPr>
+            <w:r>
+              <w:t>Small motion only</w:t>
+            </w:r>
+          </w:p>
+        </w:tc>
+      </w:tr>
+      <w:tr>
+        <w:tc>
+          <w:tcPr>
+            <w:tcW w:w="0" w:type="auto"/>
+            <w:hideMark/>
+          </w:tcPr>
+          <w:p>
+            <w:pPr>
+              <w:spacing w:after="160" w:line="278" w:lineRule="auto"/>
+            </w:pPr>
+            <w:r>
+              <w:t>[4]</w:t>
+            </w:r>
+          </w:p>
+        </w:tc>
+        <w:tc>
+          <w:tcPr>
+            <w:tcW w:w="0" w:type="auto"/>
+            <w:hideMark/>
+          </w:tcPr>
+          <w:p>
+            <w:pPr>
+              <w:spacing w:after="160" w:line="278" w:lineRule="auto"/>
+            </w:pPr>
+            <w:r>
+              <w:t>Systematic review (29 studies)</w:t>
+            </w:r>
+          </w:p>
+        </w:tc>
+        <w:tc>
+          <w:tcPr>
+            <w:tcW w:w="0" w:type="auto"/>
+            <w:hideMark/>
+          </w:tcPr>
+          <w:p>
+            <w:pPr>
+              <w:spacing w:after="160" w:line="278" w:lineRule="auto"/>
+            </w:pPr>
+            <w:r>
+              <w:t>Multiple driver monitoring datasets</w:t>
+            </w:r>
+          </w:p>
+        </w:tc>
+        <w:tc>
+          <w:tcPr>
+            <w:tcW w:w="0" w:type="auto"/>
+            <w:hideMark/>
+          </w:tcPr>
+          <w:p>
+            <w:pPr>
+              <w:spacing w:after="160" w:line="278" w:lineRule="auto"/>
+            </w:pPr>
+            <w:r>
+              <w:t>N/A (review)</w:t>
+            </w:r>
+          </w:p>
+        </w:tc>
+        <w:tc>
+          <w:tcPr>
+            <w:tcW w:w="0" w:type="auto"/>
+            <w:hideMark/>
+          </w:tcPr>
+          <w:p>
+            <w:pPr>
+              <w:spacing w:after="160" w:line="278" w:lineRule="auto"/>
+            </w:pPr>
+            <w:r>
+              <w:t>N/A</w:t>
+            </w:r>
+          </w:p>
+        </w:tc>
+        <w:tc>
+          <w:tcPr>
+            <w:tcW w:w="0" w:type="auto"/>
+            <w:hideMark/>
+          </w:tcPr>
+          <w:p>
+            <w:pPr>
+              <w:spacing w:after="160" w:line="278" w:lineRule="auto"/>
+            </w:pPr>
+            <w:r>
+              <w:t>Comprehensive analysis</w:t>
+            </w:r>
+          </w:p>
+        </w:tc>
+        <w:tc>
+          <w:tcPr>
+            <w:tcW w:w="0" w:type="auto"/>
+            <w:hideMark/>
+          </w:tcPr>
+          <w:p>
+            <w:pPr>
+              <w:spacing w:after="160" w:line="278" w:lineRule="auto"/>
+            </w:pPr>
+            <w:r>
+              <w:t>No new method</w:t>
+            </w:r>
+          </w:p>
+        </w:tc>
+      </w:tr>
+      <w:tr>
+        <w:tc>
+          <w:tcPr>
+            <w:tcW w:w="0" w:type="auto"/>
+            <w:hideMark/>
+          </w:tcPr>
+          <w:p>
+            <w:pPr>
+              <w:spacing w:after="160" w:line="278" w:lineRule="auto"/>
+            </w:pPr>
+            <w:r>
+              <w:t>[5]</w:t>
+            </w:r>
+          </w:p>
+        </w:tc>
+        <w:tc>
+          <w:tcPr>
+            <w:tcW w:w="0" w:type="auto"/>
+            <w:hideMark/>
+          </w:tcPr>
+          <w:p>
+            <w:pPr>
+              <w:spacing w:after="160" w:line="278" w:lineRule="auto"/>
+            </w:pPr>
+            <w:r>
+              <w:t>DL review (CNN, Transformer, GAN)</w:t>
+            </w:r>
+          </w:p>
+        </w:tc>
+        <w:tc>
+          <w:tcPr>
+            <w:tcW w:w="0" w:type="auto"/>
+            <w:hideMark/>
+          </w:tcPr>
+          <w:p>
+            <w:pPr>
+              <w:spacing w:after="160" w:line="278" w:lineRule="auto"/>
+            </w:pPr>
+            <w:r>
+              <w:t>MAHNOB-HCI, PURE, VIPL-HR</w:t>
+            </w:r>
+          </w:p>
+        </w:tc>
+        <w:tc>
+          <w:tcPr>
+            <w:tcW w:w="0" w:type="auto"/>
+            <w:hideMark/>
+          </w:tcPr>
+          <w:p>
+            <w:pPr>
+              <w:spacing w:after="160" w:line="278" w:lineRule="auto"/>
+            </w:pPr>
+            <w:r>
+              <w:t>Varies by method</w:t>
+            </w:r>
+          </w:p>
+        </w:tc>
+        <w:tc>
+          <w:tcPr>
+            <w:tcW w:w="0" w:type="auto"/>
+            <w:hideMark/>
+          </w:tcPr>
+          <w:p>
+            <w:pPr>
+              <w:spacing w:after="160" w:line="278" w:lineRule="auto"/>
+            </w:pPr>
+            <w:r>
+              <w:t>MAE, RMSE, Pearson</w:t>
+            </w:r>
+          </w:p>
+        </w:tc>
+        <w:tc>
+          <w:tcPr>
+            <w:tcW w:w="0" w:type="auto"/>
+            <w:hideMark/>
+          </w:tcPr>
+          <w:p>
+            <w:pPr>
+              <w:spacing w:after="160" w:line="278" w:lineRule="auto"/>
+            </w:pPr>
+            <w:r>
+              <w:t>Broad coverage</w:t>
+            </w:r>
+          </w:p>
+        </w:tc>
+        <w:tc>
+          <w:tcPr>
+            <w:tcW w:w="0" w:type="auto"/>
+            <w:hideMark/>
+          </w:tcPr>
+          <w:p>
+            <w:pPr>
+              <w:spacing w:after="160" w:line="278" w:lineRule="auto"/>
+            </w:pPr>
+            <w:r>
+              <w:t>No implementation</w:t>
+            </w:r>
+          </w:p>
+        </w:tc>
+      </w:tr>
+      <w:tr>
+        <w:tc>
+          <w:tcPr>
+            <w:tcW w:w="0" w:type="auto"/>
+            <w:hideMark/>
+          </w:tcPr>
+          <w:p>
+            <w:pPr>
+              <w:spacing w:after="160" w:line="278" w:lineRule="auto"/>
+            </w:pPr>
+            <w:r>
+              <w:t>[6]</w:t>
+            </w:r>
+          </w:p>
+        </w:tc>
+        <w:tc>
+          <w:tcPr>
+            <w:tcW w:w="0" w:type="auto"/>
+            <w:hideMark/>
+          </w:tcPr>
+          <w:p>
+            <w:pPr>
+              <w:spacing w:after="160" w:line="278" w:lineRule="auto"/>
+            </w:pPr>
+            <w:r>
+              <w:t>6 unsupervised + 6 supervised models</w:t>
+            </w:r>
+          </w:p>
+        </w:tc>
+        <w:tc>
+          <w:tcPr>
+            <w:tcW w:w="0" w:type="auto"/>
+            <w:hideMark/>
+          </w:tcPr>
+          <w:p>
+            <w:pPr>
+              <w:spacing w:after="160" w:line="278" w:lineRule="auto"/>
+            </w:pPr>
+            <w:r>
+              <w:t>6 datasets (UBFC, PURE, MMPD, etc.)</w:t>
+            </w:r>
+          </w:p>
+        </w:tc>
+        <w:tc>
+          <w:tcPr>
+            <w:tcW w:w="0" w:type="auto"/>
+            <w:hideMark/>
+          </w:tcPr>
+          <w:p>
+            <w:pPr>
+              <w:spacing w:after="160" w:line="278" w:lineRule="auto"/>
+            </w:pPr>
+            <w:r>
+              <w:t>PhysNet: 0.98 bpm MAE</w:t>
+            </w:r>
+          </w:p>
+        </w:tc>
+        <w:tc>
+          <w:tcPr>
+            <w:tcW w:w="0" w:type="auto"/>
+            <w:hideMark/>
+          </w:tcPr>
+          <w:p>
+            <w:pPr>
+              <w:spacing w:after="160" w:line="278" w:lineRule="auto"/>
+            </w:pPr>
+            <w:r>
+              <w:t>MAE, RMSE, SNR, ρ</w:t>
+            </w:r>
+          </w:p>
+        </w:tc>
+        <w:tc>
+          <w:tcPr>
+            <w:tcW w:w="0" w:type="auto"/>
+            <w:hideMark/>
+          </w:tcPr>
+          <w:p>
+            <w:pPr>
+              <w:spacing w:after="160" w:line="278" w:lineRule="auto"/>
+            </w:pPr>
+            <w:r>
+              <w:t>Open-source, reproducible</w:t>
+            </w:r>
+          </w:p>
+        </w:tc>
+        <w:tc>
+          <w:tcPr>
+            <w:tcW w:w="0" w:type="auto"/>
+            <w:hideMark/>
+          </w:tcPr>
+          <w:p>
+            <w:pPr>
+              <w:spacing w:after="160" w:line="278" w:lineRule="auto"/>
+            </w:pPr>
+            <w:r>
+              <w:t>HR only, no HRV/BP</w:t>
+            </w:r>
+          </w:p>
+        </w:tc>
+      </w:tr>
+      <w:tr>
+        <w:tc>
+          <w:tcPr>
+            <w:tcW w:w="0" w:type="auto"/>
+            <w:hideMark/>
+          </w:tcPr>
+          <w:p>
+            <w:pPr>
+              <w:spacing w:after="160" w:line="278" w:lineRule="auto"/>
+            </w:pPr>
+            <w:r>
+              <w:lastRenderedPageBreak/>
+              <w:t>[7]</w:t>
+            </w:r>
+          </w:p>
+        </w:tc>
+        <w:tc>
+          <w:tcPr>
+            <w:tcW w:w="0" w:type="auto"/>
+            <w:hideMark/>
+          </w:tcPr>
+          <w:p>
+            <w:pPr>
+              <w:spacing w:after="160" w:line="278" w:lineRule="auto"/>
+            </w:pPr>
+            <w:r>
+              <w:t>Systematic review (376 papers)</w:t>
+            </w:r>
+          </w:p>
+        </w:tc>
+        <w:tc>
+          <w:tcPr>
+            <w:tcW w:w="0" w:type="auto"/>
+            <w:hideMark/>
+          </w:tcPr>
+          <w:p>
+            <w:pPr>
+              <w:spacing w:after="160" w:line="278" w:lineRule="auto"/>
+            </w:pPr>
+            <w:r>
+              <w:t>Multiple HR/SpO2 datasets</w:t>
+            </w:r>
+          </w:p>
+        </w:tc>
+        <w:tc>
+          <w:tcPr>
+            <w:tcW w:w="0" w:type="auto"/>
+            <w:hideMark/>
+          </w:tcPr>
+          <w:p>
+            <w:pPr>
+              <w:spacing w:after="160" w:line="278" w:lineRule="auto"/>
+            </w:pPr>
+            <w:r>
+              <w:t>N/A (review)</w:t>
+            </w:r>
+          </w:p>
+        </w:tc>
+        <w:tc>
+          <w:tcPr>
+            <w:tcW w:w="0" w:type="auto"/>
+            <w:hideMark/>
+          </w:tcPr>
+          <w:p>
+            <w:pPr>
+              <w:spacing w:after="160" w:line="278" w:lineRule="auto"/>
+            </w:pPr>
+            <w:r>
+              <w:t>Various</w:t>
+            </w:r>
+          </w:p>
+        </w:tc>
+        <w:tc>
+          <w:tcPr>
+            <w:tcW w:w="0" w:type="auto"/>
+            <w:hideMark/>
+          </w:tcPr>
+          <w:p>
+            <w:pPr>
+              <w:spacing w:after="160" w:line="278" w:lineRule="auto"/>
+            </w:pPr>
+            <w:r>
+              <w:t>Clinical focus, bias discussion</w:t>
+            </w:r>
+          </w:p>
+        </w:tc>
+        <w:tc>
+          <w:tcPr>
+            <w:tcW w:w="0" w:type="auto"/>
+            <w:hideMark/>
+          </w:tcPr>
+          <w:p>
+            <w:pPr>
+              <w:spacing w:after="160" w:line="278" w:lineRule="auto"/>
+            </w:pPr>
+            <w:r>
+              <w:t>Identifies gaps only</w:t>
+            </w:r>
+          </w:p>
+        </w:tc>
+      </w:tr>
+      <w:tr>
+        <w:tc>
+          <w:tcPr>
+            <w:tcW w:w="0" w:type="auto"/>
+            <w:hideMark/>
+          </w:tcPr>
+          <w:p>
+            <w:pPr>
+              <w:spacing w:after="160" w:line="278" w:lineRule="auto"/>
+            </w:pPr>
+            <w:r>
+              <w:t>[8]</w:t>
+            </w:r>
+          </w:p>
+        </w:tc>
+        <w:tc>
+          <w:tcPr>
+            <w:tcW w:w="0" w:type="auto"/>
+            <w:hideMark/>
+          </w:tcPr>
+          <w:p>
+            <w:pPr>
+              <w:spacing w:after="160" w:line="278" w:lineRule="auto"/>
+            </w:pPr>
+            <w:r>
+              <w:t>MobileNet CNN on thermal IR</w:t>
+            </w:r>
+          </w:p>
+        </w:tc>
+        <w:tc>
+          <w:tcPr>
+            <w:tcW w:w="0" w:type="auto"/>
+            <w:hideMark/>
+          </w:tcPr>
+          <w:p>
+            <w:pPr>
+              <w:spacing w:after="160" w:line="278" w:lineRule="auto"/>
+            </w:pPr>
+            <w:r>
+              <w:t>50 Thai participants, 4 classes</w:t>
+            </w:r>
+          </w:p>
+        </w:tc>
+        <w:tc>
+          <w:tcPr>
+            <w:tcW w:w="0" w:type="auto"/>
+            <w:hideMark/>
+          </w:tcPr>
+          <w:p>
+            <w:pPr>
+              <w:spacing w:after="160" w:line="278" w:lineRule="auto"/>
+            </w:pPr>
+            <w:r>
+              <w:t>85.10% (4-class), 74.07% (binary)</w:t>
+            </w:r>
+          </w:p>
+        </w:tc>
+        <w:tc>
+          <w:tcPr>
+            <w:tcW w:w="0" w:type="auto"/>
+            <w:hideMark/>
+          </w:tcPr>
+          <w:p>
+            <w:pPr>
+              <w:spacing w:after="160" w:line="278" w:lineRule="auto"/>
+            </w:pPr>
+            <w:r>
+              <w:t>Accuracy</w:t>
+            </w:r>
+          </w:p>
+        </w:tc>
+        <w:tc>
+          <w:tcPr>
+            <w:tcW w:w="0" w:type="auto"/>
+            <w:hideMark/>
+          </w:tcPr>
+          <w:p>
+            <w:pPr>
+              <w:spacing w:after="160" w:line="278" w:lineRule="auto"/>
+            </w:pPr>
+            <w:r>
+              <w:t>Contactless, works in dark</w:t>
+            </w:r>
+          </w:p>
+        </w:tc>
+        <w:tc>
+          <w:tcPr>
+            <w:tcW w:w="0" w:type="auto"/>
+            <w:hideMark/>
+          </w:tcPr>
+          <w:p>
+            <w:pPr>
+              <w:spacing w:after="160" w:line="278" w:lineRule="auto"/>
+            </w:pPr>
+            <w:r>
+              <w:t>High false positive, small dataset</w:t>
+            </w:r>
+          </w:p>
+        </w:tc>
+      </w:tr>
+      <w:tr>
+        <w:tc>
+          <w:tcPr>
+            <w:tcW w:w="0" w:type="auto"/>
+            <w:hideMark/>
+          </w:tcPr>
+          <w:p>
+            <w:pPr>
+              <w:spacing w:after="160" w:line="278" w:lineRule="auto"/>
+            </w:pPr>
+            <w:r>
+              <w:t>[9]</w:t>
+            </w:r>
+          </w:p>
+        </w:tc>
+        <w:tc>
+          <w:tcPr>
+            <w:tcW w:w="0" w:type="auto"/>
+            <w:hideMark/>
+          </w:tcPr>
+          <w:p>
+            <w:pPr>
+              <w:spacing w:after="160" w:line="278" w:lineRule="auto"/>
+            </w:pPr>
+            <w:r>
+              <w:t>Spiking-PhysFormer (HNN with SNN)</w:t>
+            </w:r>
+          </w:p>
+        </w:tc>
+        <w:tc>
+          <w:tcPr>
+            <w:tcW w:w="0" w:type="auto"/>
+            <w:hideMark/>
+          </w:tcPr>
+          <w:p>
+            <w:pPr>
+              <w:spacing w:after="160" w:line="278" w:lineRule="auto"/>
+            </w:pPr>
+            <w:r>
+              <w:t>PURE, UBFC-rPPG, UBFC-Phys, MMPD</w:t>
+            </w:r>
+          </w:p>
+        </w:tc>
+        <w:tc>
+          <w:tcPr>
+            <w:tcW w:w="0" w:type="auto"/>
+            <w:hideMark/>
+          </w:tcPr>
+          <w:p>
+            <w:pPr>
+              <w:spacing w:after="160" w:line="278" w:lineRule="auto"/>
+            </w:pPr>
+            <w:r>
+              <w:t>2.80 bpm MAE, 1.34 mJ/frame</w:t>
+            </w:r>
+          </w:p>
+        </w:tc>
+        <w:tc>
+          <w:tcPr>
+            <w:tcW w:w="0" w:type="auto"/>
+            <w:hideMark/>
+          </w:tcPr>
+          <w:p>
+            <w:pPr>
+              <w:spacing w:after="160" w:line="278" w:lineRule="auto"/>
+            </w:pPr>
+            <w:r>
+              <w:t>MAE, MAPE, energy</w:t>
+            </w:r>
+          </w:p>
+        </w:tc>
+        <w:tc>
+          <w:tcPr>
+            <w:tcW w:w="0" w:type="auto"/>
+            <w:hideMark/>
+          </w:tcPr>
+          <w:p>
+            <w:pPr>
+              <w:spacing w:after="160" w:line="278" w:lineRule="auto"/>
+            </w:pPr>
+            <w:r>
+              <w:t>10.1% energy reduction</w:t>
+            </w:r>
+          </w:p>
+        </w:tc>
+        <w:tc>
+          <w:tcPr>
+            <w:tcW w:w="0" w:type="auto"/>
+            <w:hideMark/>
+          </w:tcPr>
+          <w:p>
+            <w:pPr>
+              <w:spacing w:after="160" w:line="278" w:lineRule="auto"/>
+            </w:pPr>
+            <w:r>
+              <w:t>Not tested on real neuromorphic chips</w:t>
+            </w:r>
+          </w:p>
+        </w:tc>
+      </w:tr>
+      <w:tr>
+        <w:tc>
+          <w:tcPr>
+            <w:tcW w:w="0" w:type="auto"/>
+            <w:hideMark/>
+          </w:tcPr>
+          <w:p>
+            <w:pPr>
+              <w:spacing w:after="160" w:line="278" w:lineRule="auto"/>
+            </w:pPr>
+            <w:r>
+              <w:t>[10]</w:t>
+            </w:r>
+          </w:p>
+        </w:tc>
+        <w:tc>
+          <w:tcPr>
+            <w:tcW w:w="0" w:type="auto"/>
+            <w:hideMark/>
+          </w:tcPr>
+          <w:p>
+            <w:pPr>
+              <w:spacing w:after="160" w:line="278" w:lineRule="auto"/>
+            </w:pPr>
+            <w:r>
+              <w:t>LSTM on facial features (EAR, gaze, head movement)</w:t>
+            </w:r>
+          </w:p>
+        </w:tc>
+        <w:tc>
+          <w:tcPr>
+            <w:tcW w:w="0" w:type="auto"/>
+            <w:hideMark/>
+          </w:tcPr>
+          <w:p>
+            <w:pPr>
+              <w:spacing w:after="160" w:line="278" w:lineRule="auto"/>
+            </w:pPr>
+            <w:r>
+              <w:t>60 participants, simulator, 3 BAC levels</w:t>
+            </w:r>
+          </w:p>
+        </w:tc>
+        <w:tc>
+          <w:tcPr>
+            <w:tcW w:w="0" w:type="auto"/>
+            <w:hideMark/>
+          </w:tcPr>
+          <w:p>
+            <w:pPr>
+              <w:spacing w:after="160" w:line="278" w:lineRule="auto"/>
+            </w:pPr>
+            <w:r>
+              <w:t>75% accuracy, 85% sober detection</w:t>
+            </w:r>
+          </w:p>
+        </w:tc>
+        <w:tc>
+          <w:tcPr>
+            <w:tcW w:w="0" w:type="auto"/>
+            <w:hideMark/>
+          </w:tcPr>
+          <w:p>
+            <w:pPr>
+              <w:spacing w:after="160" w:line="278" w:lineRule="auto"/>
+            </w:pPr>
+            <w:r>
+              <w:t>Accuracy</w:t>
+            </w:r>
+          </w:p>
+        </w:tc>
+        <w:tc>
+          <w:tcPr>
+            <w:tcW w:w="0" w:type="auto"/>
+            <w:hideMark/>
+          </w:tcPr>
+          <w:p>
+            <w:pPr>
+              <w:spacing w:after="160" w:line="278" w:lineRule="auto"/>
+            </w:pPr>
+            <w:r>
+              <w:t>Immediate prevention, inexpensive</w:t>
+            </w:r>
+          </w:p>
+        </w:tc>
+        <w:tc>
+          <w:tcPr>
+            <w:tcW w:w="0" w:type="auto"/>
+            <w:hideMark/>
+          </w:tcPr>
+          <w:p>
+            <w:pPr>
+              <w:spacing w:after="160" w:line="278" w:lineRule="auto"/>
+            </w:pPr>
+            <w:r>
+              <w:t>21% mild/severe confusion</w:t>
+            </w:r>
+          </w:p>
+        </w:tc>
+      </w:tr>
+    </w:tbl>
+    <w:p/>
+    <w:p>
+      <w:pPr>
+        <w:pStyle w:val="ListParagraph"/>
+        <w:numPr>
+          <w:ilvl w:val="0"/>
+          <w:numId w:val="14"/>
+        </w:numPr>
+        <w:rPr>
+          <w:b/>
+          <w:bCs/>
+        </w:rPr>
+      </w:pPr>
+      <w:r>
+        <w:rPr>
+          <w:b/>
+          <w:bCs/>
+        </w:rPr>
+        <w:t>RESEARCH GAP IDENTIFIED</w:t>
+      </w:r>
+    </w:p>
+    <w:p>
+      <w:r>
+        <w:t xml:space="preserve">Despite significant progress in rPPG technology and intoxication detection, a critical gap exists: </w:t>
+      </w:r>
+      <w:r>
+        <w:rPr>
+          <w:b/>
+          <w:bCs/>
+        </w:rPr>
+        <w:t>no existing work combines state-of-the-art transformer-based rPPG signal extraction with drunk/sober classification optimized for real-time in-vehicle deployment</w:t>
+      </w:r>
+      <w:r>
+        <w:t>. Specific gaps include:</w:t>
+      </w:r>
+    </w:p>
+    <w:p>
+      <w:pPr>
+        <w:numPr>
+          <w:ilvl w:val="0"/>
+          <w:numId w:val="17"/>
+        </w:numPr>
+      </w:pPr>
+      <w:r>
+        <w:rPr>
+          <w:b/>
+          <w:bCs/>
+        </w:rPr>
+        <w:t>Limited rPPG-specific intoxication detection</w:t>
+      </w:r>
+      <w:r>
+        <w:t>: Current drunk detection systems [1][8][10] use facial features or thermal imaging but not rPPG physiological signals (HR, HRV) which are directly affected by alcohol.</w:t>
+      </w:r>
+    </w:p>
+    <w:p>
+      <w:pPr>
+        <w:numPr>
+          <w:ilvl w:val="0"/>
+          <w:numId w:val="17"/>
+        </w:numPr>
+      </w:pPr>
+      <w:r>
+        <w:rPr>
+          <w:b/>
+          <w:bCs/>
+        </w:rPr>
+        <w:t>Dataset constraints</w:t>
+      </w:r>
+      <w:r>
+        <w:t>: Intoxication datasets are small (50-60 participants) [8][10], ethnically homogeneous, and laboratory-based. The DIF (Drunk in the Wild) dataset offers real-world videos but remains underutilized.</w:t>
+      </w:r>
+    </w:p>
+    <w:p>
+      <w:pPr>
+        <w:numPr>
+          <w:ilvl w:val="0"/>
+          <w:numId w:val="17"/>
+        </w:numPr>
+      </w:pPr>
+      <w:r>
+        <w:rPr>
+          <w:b/>
+          <w:bCs/>
+        </w:rPr>
+        <w:lastRenderedPageBreak/>
+        <w:t>Lack of real-time optimization analysis</w:t>
+      </w:r>
+      <w:r>
+        <w:t>: While energy-efficient architectures exist [9], no work systematically evaluates accuracy-latency-compute trade-offs specifically for intoxication detection in vehicles.</w:t>
+      </w:r>
+    </w:p>
+    <w:p>
+      <w:pPr>
+        <w:numPr>
+          <w:ilvl w:val="0"/>
+          <w:numId w:val="17"/>
+        </w:numPr>
+      </w:pPr>
+      <w:r>
+        <w:rPr>
+          <w:b/>
+          <w:bCs/>
+        </w:rPr>
+        <w:t>Absence of end-to-end pipelines</w:t>
+      </w:r>
+      <w:r>
+        <w:t>: Existing work separates rPPG extraction and classification. An integrated pipeline from video to intoxication prediction is needed.</w:t>
+      </w:r>
+    </w:p>
+    <w:p>
+      <w:pPr>
+        <w:pStyle w:val="ListParagraph"/>
+        <w:numPr>
+          <w:ilvl w:val="0"/>
+          <w:numId w:val="14"/>
+        </w:numPr>
+        <w:rPr>
+          <w:b/>
+          <w:bCs/>
+        </w:rPr>
+      </w:pPr>
+      <w:r>
+        <w:rPr>
+          <w:b/>
+          <w:bCs/>
+        </w:rPr>
+        <w:t>PROPOSED APPROACH / METHODOLOGY</w:t>
+      </w:r>
+    </w:p>
+    <w:p>
+      <w:r>
+        <w:t>This project proposes a two-stage pipeline addressing identified gaps:</w:t>
+      </w:r>
+    </w:p>
+    <w:p>
+      <w:r>
+        <w:rPr>
+          <w:b/>
+          <w:bCs/>
+        </w:rPr>
+        <w:t>Stage 1: rPPG Signal Extraction</w:t>
+      </w:r>
+    </w:p>
+    <w:p>
+      <w:pPr>
+        <w:numPr>
+          <w:ilvl w:val="0"/>
+          <w:numId w:val="18"/>
+        </w:numPr>
+      </w:pPr>
+      <w:r>
+        <w:t>Implement RhythmFormer [2], the state-of-the-art transformer-based architecture for hierarchical temporal periodic feature learning</w:t>
+      </w:r>
+    </w:p>
+    <w:p>
+      <w:pPr>
+        <w:numPr>
+          <w:ilvl w:val="0"/>
+          <w:numId w:val="18"/>
+        </w:numPr>
+      </w:pPr>
+      <w:r>
+        <w:t>Extract physiological features: heart rate (HR), heart rate variability (HRV), frequency domain characteristics, pulse morphology</w:t>
+      </w:r>
+    </w:p>
+    <w:p>
+      <w:pPr>
+        <w:numPr>
+          <w:ilvl w:val="0"/>
+          <w:numId w:val="18"/>
+        </w:numPr>
+      </w:pPr>
+      <w:r>
+        <w:t>Pre-processing: Face detection (MediaPipe/MTCNN), ROI extraction (forehead, cheeks), DiffNormalized frame preparation</w:t>
+      </w:r>
+    </w:p>
+    <w:p>
+      <w:r>
+        <w:rPr>
+          <w:b/>
+          <w:bCs/>
+        </w:rPr>
+        <w:t>Stage 2: Drunk/Sober Classification</w:t>
+      </w:r>
+    </w:p>
+    <w:p>
+      <w:pPr>
+        <w:numPr>
+          <w:ilvl w:val="0"/>
+          <w:numId w:val="19"/>
+        </w:numPr>
+      </w:pPr>
+      <w:r>
+        <w:t>Train multiple classifiers on learned rPPG features: SVM (baseline), Random Forest (feature importance analysis), LSTM (temporal patterns)</w:t>
+      </w:r>
+    </w:p>
+    <w:p>
+      <w:pPr>
+        <w:numPr>
+          <w:ilvl w:val="0"/>
+          <w:numId w:val="19"/>
+        </w:numPr>
+      </w:pPr>
+      <w:r>
+        <w:t>Evaluate binary classification (drunk vs. sober) and multi-class (sober, mild, severe intoxication if data permits)</w:t>
+      </w:r>
+    </w:p>
+    <w:p>
+      <w:r>
+        <w:rPr>
+          <w:b/>
+          <w:bCs/>
+        </w:rPr>
+        <w:t>Stage 3: Real-Time Optimization</w:t>
+      </w:r>
+    </w:p>
+    <w:p>
+      <w:pPr>
+        <w:numPr>
+          <w:ilvl w:val="0"/>
+          <w:numId w:val="20"/>
+        </w:numPr>
+      </w:pPr>
+      <w:r>
+        <w:t>Apply model compression: pruning, quantization (FP32→FP16/INT8), knowledge distillation</w:t>
+      </w:r>
+    </w:p>
+    <w:p>
+      <w:pPr>
+        <w:numPr>
+          <w:ilvl w:val="0"/>
+          <w:numId w:val="20"/>
+        </w:numPr>
+      </w:pPr>
+      <w:r>
+        <w:t>Systematic evaluation of accuracy vs. latency vs. computational cost trade-offs</w:t>
+      </w:r>
+    </w:p>
+    <w:p>
+      <w:pPr>
+        <w:numPr>
+          <w:ilvl w:val="0"/>
+          <w:numId w:val="20"/>
+        </w:numPr>
+      </w:pPr>
+      <w:r>
+        <w:t>Target: &lt;100ms inference latency, &gt;85% accuracy for in-vehicle deployment feasibility</w:t>
+      </w:r>
+    </w:p>
+    <w:p>
+      <w:pPr>
+        <w:pStyle w:val="ListParagraph"/>
+        <w:numPr>
+          <w:ilvl w:val="0"/>
+          <w:numId w:val="14"/>
+        </w:numPr>
+        <w:rPr>
+          <w:b/>
+          <w:bCs/>
+        </w:rPr>
+      </w:pPr>
+      <w:r>
+        <w:rPr>
+          <w:b/>
+          <w:bCs/>
+        </w:rPr>
+        <w:t>DATASETS</w:t>
+      </w:r>
+    </w:p>
+    <w:p>
+      <w:r>
+        <w:rPr>
+          <w:b/>
+          <w:bCs/>
+        </w:rPr>
+        <w:t>Primary Dataset</w:t>
+      </w:r>
+      <w:r>
+        <w:t>: DIF (Drunk in the Wild) dataset providing links to YouTube, Periscope, and Twitch videos of individuals in drunk and sober states. Videos will be downloaded from provided links, with final dataset size documented based on link availability.</w:t>
+      </w:r>
+    </w:p>
+    <w:p>
+      <w:pPr>
+        <w:pStyle w:val="ListParagraph"/>
+        <w:numPr>
+          <w:ilvl w:val="0"/>
+          <w:numId w:val="14"/>
+        </w:numPr>
+        <w:rPr>
+          <w:b/>
+          <w:bCs/>
+          <w:highlight w:val="yellow"/>
+        </w:rPr>
+      </w:pPr>
+      <w:r>
+        <w:rPr>
+          <w:b/>
+          <w:bCs/>
+          <w:highlight w:val="yellow"/>
+        </w:rPr>
+        <w:t>PROJECT PLAN</w:t>
+      </w:r>
+      <w:r>
+        <w:rPr>
+          <w:b/>
+          <w:bCs/>
+          <w:highlight w:val="yellow"/>
+        </w:rPr>
+        <w:t xml:space="preserve"> (Gantt chart to be inserted)</w:t>
+      </w:r>
+    </w:p>
+    <w:p>
+      <w:pPr>
+        <w:pStyle w:val="ListParagraph"/>
+        <w:numPr>
+          <w:ilvl w:val="0"/>
+          <w:numId w:val="14"/>
+        </w:numPr>
+        <w:rPr>
+          <w:b/>
+          <w:bCs/>
+          <w:highlight w:val="yellow"/>
+        </w:rPr>
+      </w:pPr>
+      <w:r>
+        <w:rPr>
+          <w:b/>
+          <w:bCs/>
+          <w:highlight w:val="yellow"/>
+        </w:rPr>
+        <w:lastRenderedPageBreak/>
+        <w:t>USE OF AI</w:t>
+      </w:r>
+    </w:p>
+    <w:p>
+      <w:pPr>
+        <w:pStyle w:val="ListParagraph"/>
+        <w:numPr>
+          <w:ilvl w:val="0"/>
+          <w:numId w:val="14"/>
+        </w:numPr>
+        <w:rPr>
+          <w:b/>
+          <w:bCs/>
+          <w:highlight w:val="yellow"/>
+        </w:rPr>
+      </w:pPr>
+      <w:r>
+        <w:rPr>
+          <w:b/>
+          <w:bCs/>
+          <w:highlight w:val="yellow"/>
+        </w:rPr>
+        <w:t>REFERENCES</w:t>
+      </w:r>
     </w:p>
     <w:p/>
     <w:sectPr>
@@ -818,6 +2249,119 @@
     </w:lvl>
   </w:abstractNum>
   <w:abstractNum w:abstractNumId="4" w15:restartNumberingAfterBreak="0">
+    <w:nsid w:val="1E874912"/>
+    <w:multiLevelType w:val="multilevel"/>
+    <w:tmpl w:val="14D0F6FA"/>
+    <w:lvl w:ilvl="0">
+      <w:start w:val="1"/>
+      <w:numFmt w:val="decimal"/>
+      <w:lvlText w:val="%1."/>
+      <w:lvlJc w:val="left"/>
+      <w:pPr>
+        <w:tabs>
+          <w:tab w:val="num" w:pos="720"/>
+        </w:tabs>
+        <w:ind w:left="720" w:hanging="360"/>
+      </w:pPr>
+    </w:lvl>
+    <w:lvl w:ilvl="1" w:tentative="1">
+      <w:start w:val="1"/>
+      <w:numFmt w:val="decimal"/>
+      <w:lvlText w:val="%2."/>
+      <w:lvlJc w:val="left"/>
+      <w:pPr>
+        <w:tabs>
+          <w:tab w:val="num" w:pos="1440"/>
+        </w:tabs>
+        <w:ind w:left="1440" w:hanging="360"/>
+      </w:pPr>
+    </w:lvl>
+    <w:lvl w:ilvl="2" w:tentative="1">
+      <w:start w:val="1"/>
+      <w:numFmt w:val="decimal"/>
+      <w:lvlText w:val="%3."/>
+      <w:lvlJc w:val="left"/>
+      <w:pPr>
+        <w:tabs>
+          <w:tab w:val="num" w:pos="2160"/>
+        </w:tabs>
+        <w:ind w:left="2160" w:hanging="360"/>
+      </w:pPr>
+    </w:lvl>
+    <w:lvl w:ilvl="3" w:tentative="1">
+      <w:start w:val="1"/>
+      <w:numFmt w:val="decimal"/>
+      <w:lvlText w:val="%4."/>
+      <w:lvlJc w:val="left"/>
+      <w:pPr>
+        <w:tabs>
+          <w:tab w:val="num" w:pos="2880"/>
+        </w:tabs>
+        <w:ind w:left="2880" w:hanging="360"/>
+      </w:pPr>
+    </w:lvl>
+    <w:lvl w:ilvl="4" w:tentative="1">
+      <w:start w:val="1"/>
+      <w:numFmt w:val="decimal"/>
+      <w:lvlText w:val="%5."/>
+      <w:lvlJc w:val="left"/>
+      <w:pPr>
+        <w:tabs>
+          <w:tab w:val="num" w:pos="3600"/>
+        </w:tabs>
+        <w:ind w:left="3600" w:hanging="360"/>
+      </w:pPr>
+    </w:lvl>
+    <w:lvl w:ilvl="5" w:tentative="1">
+      <w:start w:val="1"/>
+      <w:numFmt w:val="decimal"/>
+      <w:lvlText w:val="%6."/>
+      <w:lvlJc w:val="left"/>
+      <w:pPr>
+        <w:tabs>
+          <w:tab w:val="num" w:pos="4320"/>
+        </w:tabs>
+        <w:ind w:left="4320" w:hanging="360"/>
+      </w:pPr>
+    </w:lvl>
+    <w:lvl w:ilvl="6" w:tentative="1">
+      <w:start w:val="1"/>
+      <w:numFmt w:val="decimal"/>
+      <w:lvlText w:val="%7."/>
+      <w:lvlJc w:val="left"/>
+      <w:pPr>
+        <w:tabs>
+          <w:tab w:val="num" w:pos="5040"/>
+        </w:tabs>
+        <w:ind w:left="5040" w:hanging="360"/>
+      </w:pPr>
+    </w:lvl>
+    <w:lvl w:ilvl="7" w:tentative="1">
+      <w:start w:val="1"/>
+      <w:numFmt w:val="decimal"/>
+      <w:lvlText w:val="%8."/>
+      <w:lvlJc w:val="left"/>
+      <w:pPr>
+        <w:tabs>
+          <w:tab w:val="num" w:pos="5760"/>
+        </w:tabs>
+        <w:ind w:left="5760" w:hanging="360"/>
+      </w:pPr>
+    </w:lvl>
+    <w:lvl w:ilvl="8" w:tentative="1">
+      <w:start w:val="1"/>
+      <w:numFmt w:val="decimal"/>
+      <w:lvlText w:val="%9."/>
+      <w:lvlJc w:val="left"/>
+      <w:pPr>
+        <w:tabs>
+          <w:tab w:val="num" w:pos="6480"/>
+        </w:tabs>
+        <w:ind w:left="6480" w:hanging="360"/>
+      </w:pPr>
+    </w:lvl>
+  </w:abstractNum>
+  <w:abstractNum w:abstractNumId="5" w15:restartNumberingAfterBreak="0">
     <w:nsid w:val="1F1A6F20"/>
     <w:multiLevelType w:val="multilevel"/>
     <w:tmpl w:val="BE845318"/>
@@ -966,7 +2510,7 @@
       </w:rPr>
     </w:lvl>
   </w:abstractNum>
-  <w:abstractNum w:abstractNumId="5" w15:restartNumberingAfterBreak="0">
+  <w:abstractNum w:abstractNumId="6" w15:restartNumberingAfterBreak="0">
     <w:nsid w:val="27B915EA"/>
     <w:multiLevelType w:val="multilevel"/>
     <w:tmpl w:val="AE4ADA24"/>
@@ -1087,7 +2631,7 @@
       </w:pPr>
     </w:lvl>
   </w:abstractNum>
-  <w:abstractNum w:abstractNumId="6" w15:restartNumberingAfterBreak="0">
+  <w:abstractNum w:abstractNumId="7" w15:restartNumberingAfterBreak="0">
     <w:nsid w:val="2C0B5689"/>
     <w:multiLevelType w:val="multilevel"/>
     <w:tmpl w:val="1B7E3174"/>
@@ -1236,7 +2780,156 @@
       </w:rPr>
     </w:lvl>
   </w:abstractNum>
-  <w:abstractNum w:abstractNumId="7" w15:restartNumberingAfterBreak="0">
+  <w:abstractNum w:abstractNumId="8" w15:restartNumberingAfterBreak="0">
+    <w:nsid w:val="30B72904"/>
+    <w:multiLevelType w:val="multilevel"/>
+    <w:tmpl w:val="5FFE11A8"/>
+    <w:lvl w:ilvl="0">
+      <w:start w:val="1"/>
+      <w:numFmt w:val="bullet"/>
+      <w:lvlText w:val=""/>
+      <w:lvlJc w:val="left"/>
+      <w:pPr>
+        <w:tabs>
+          <w:tab w:val="num" w:pos="720"/>
+        </w:tabs>
+        <w:ind w:left="720" w:hanging="360"/>
+      </w:pPr>
+      <w:rPr>
+        <w:rFonts w:ascii="Symbol" w:hAnsi="Symbol" w:hint="default"/>
+        <w:sz w:val="20"/>
+      </w:rPr>
+    </w:lvl>
+    <w:lvl w:ilvl="1" w:tentative="1">
+      <w:start w:val="1"/>
+      <w:numFmt w:val="bullet"/>
+      <w:lvlText w:val="o"/>
+      <w:lvlJc w:val="left"/>
+      <w:pPr>
+        <w:tabs>
+          <w:tab w:val="num" w:pos="1440"/>
+        </w:tabs>
+        <w:ind w:left="1440" w:hanging="360"/>
+      </w:pPr>
+      <w:rPr>
+        <w:rFonts w:ascii="Courier New" w:hAnsi="Courier New" w:hint="default"/>
+        <w:sz w:val="20"/>
+      </w:rPr>
+    </w:lvl>
+    <w:lvl w:ilvl="2" w:tentative="1">
+      <w:start w:val="1"/>
+      <w:numFmt w:val="bullet"/>
+      <w:lvlText w:val=""/>
+      <w:lvlJc w:val="left"/>
+      <w:pPr>
+        <w:tabs>
+          <w:tab w:val="num" w:pos="2160"/>
+        </w:tabs>
+        <w:ind w:left="2160" w:hanging="360"/>
+      </w:pPr>
+      <w:rPr>
+        <w:rFonts w:ascii="Wingdings" w:hAnsi="Wingdings" w:hint="default"/>
+        <w:sz w:val="20"/>
+      </w:rPr>
+    </w:lvl>
+    <w:lvl w:ilvl="3" w:tentative="1">
+      <w:start w:val="1"/>
+      <w:numFmt w:val="bullet"/>
+      <w:lvlText w:val=""/>
+      <w:lvlJc w:val="left"/>
+      <w:pPr>
+        <w:tabs>
+          <w:tab w:val="num" w:pos="2880"/>
+        </w:tabs>
+        <w:ind w:left="2880" w:hanging="360"/>
+      </w:pPr>
+      <w:rPr>
+        <w:rFonts w:ascii="Wingdings" w:hAnsi="Wingdings" w:hint="default"/>
+        <w:sz w:val="20"/>
+      </w:rPr>
+    </w:lvl>
+    <w:lvl w:ilvl="4" w:tentative="1">
+      <w:start w:val="1"/>
+      <w:numFmt w:val="bullet"/>
+      <w:lvlText w:val=""/>
+      <w:lvlJc w:val="left"/>
+      <w:pPr>
+        <w:tabs>
+          <w:tab w:val="num" w:pos="3600"/>
+        </w:tabs>
+        <w:ind w:left="3600" w:hanging="360"/>
+      </w:pPr>
+      <w:rPr>
+        <w:rFonts w:ascii="Wingdings" w:hAnsi="Wingdings" w:hint="default"/>
+        <w:sz w:val="20"/>
+      </w:rPr>
+    </w:lvl>
+    <w:lvl w:ilvl="5" w:tentative="1">
+      <w:start w:val="1"/>
+      <w:numFmt w:val="bullet"/>
+      <w:lvlText w:val=""/>
+      <w:lvlJc w:val="left"/>
+      <w:pPr>
+        <w:tabs>
+          <w:tab w:val="num" w:pos="4320"/>
+        </w:tabs>
+        <w:ind w:left="4320" w:hanging="360"/>
+      </w:pPr>
+      <w:rPr>
+        <w:rFonts w:ascii="Wingdings" w:hAnsi="Wingdings" w:hint="default"/>
+        <w:sz w:val="20"/>
+      </w:rPr>
+    </w:lvl>
+    <w:lvl w:ilvl="6" w:tentative="1">
+      <w:start w:val="1"/>
+      <w:numFmt w:val="bullet"/>
+      <w:lvlText w:val=""/>
+      <w:lvlJc w:val="left"/>
+      <w:pPr>
+        <w:tabs>
+          <w:tab w:val="num" w:pos="5040"/>
+        </w:tabs>
+        <w:ind w:left="5040" w:hanging="360"/>
+      </w:pPr>
+      <w:rPr>
+        <w:rFonts w:ascii="Wingdings" w:hAnsi="Wingdings" w:hint="default"/>
+        <w:sz w:val="20"/>
+      </w:rPr>
+    </w:lvl>
+    <w:lvl w:ilvl="7" w:tentative="1">
+      <w:start w:val="1"/>
+      <w:numFmt w:val="bullet"/>
+      <w:lvlText w:val=""/>
+      <w:lvlJc w:val="left"/>
+      <w:pPr>
+        <w:tabs>
+          <w:tab w:val="num" w:pos="5760"/>
+        </w:tabs>
+        <w:ind w:left="5760" w:hanging="360"/>
+      </w:pPr>
+      <w:rPr>
+        <w:rFonts w:ascii="Wingdings" w:hAnsi="Wingdings" w:hint="default"/>
+        <w:sz w:val="20"/>
+      </w:rPr>
+    </w:lvl>
+    <w:lvl w:ilvl="8" w:tentative="1">
+      <w:start w:val="1"/>
+      <w:numFmt w:val="bullet"/>
+      <w:lvlText w:val=""/>
+      <w:lvlJc w:val="left"/>
+      <w:pPr>
+        <w:tabs>
+          <w:tab w:val="num" w:pos="6480"/>
+        </w:tabs>
+        <w:ind w:left="6480" w:hanging="360"/>
+      </w:pPr>
+      <w:rPr>
+        <w:rFonts w:ascii="Wingdings" w:hAnsi="Wingdings" w:hint="default"/>
+        <w:sz w:val="20"/>
+      </w:rPr>
+    </w:lvl>
+  </w:abstractNum>
+  <w:abstractNum w:abstractNumId="9" w15:restartNumberingAfterBreak="0">
     <w:nsid w:val="376A10E0"/>
     <w:multiLevelType w:val="multilevel"/>
     <w:tmpl w:val="0EAAF026"/>
@@ -1385,7 +3078,7 @@
       </w:rPr>
     </w:lvl>
   </w:abstractNum>
-  <w:abstractNum w:abstractNumId="8" w15:restartNumberingAfterBreak="0">
+  <w:abstractNum w:abstractNumId="10" w15:restartNumberingAfterBreak="0">
     <w:nsid w:val="390A7F02"/>
     <w:multiLevelType w:val="multilevel"/>
     <w:tmpl w:val="A0B48338"/>
@@ -1534,7 +3227,7 @@
       </w:rPr>
     </w:lvl>
   </w:abstractNum>
-  <w:abstractNum w:abstractNumId="9" w15:restartNumberingAfterBreak="0">
+  <w:abstractNum w:abstractNumId="11" w15:restartNumberingAfterBreak="0">
     <w:nsid w:val="3A7F6822"/>
     <w:multiLevelType w:val="multilevel"/>
     <w:tmpl w:val="6C3A4CA2"/>
@@ -1683,7 +3376,156 @@
       </w:rPr>
     </w:lvl>
   </w:abstractNum>
-  <w:abstractNum w:abstractNumId="10" w15:restartNumberingAfterBreak="0">
+  <w:abstractNum w:abstractNumId="12" w15:restartNumberingAfterBreak="0">
+    <w:nsid w:val="3D4A0BC4"/>
+    <w:multiLevelType w:val="multilevel"/>
+    <w:tmpl w:val="26F4E2A6"/>
+    <w:lvl w:ilvl="0">
+      <w:start w:val="1"/>
+      <w:numFmt w:val="bullet"/>
+      <w:lvlText w:val=""/>
+      <w:lvlJc w:val="left"/>
+      <w:pPr>
+        <w:tabs>
+          <w:tab w:val="num" w:pos="720"/>
+        </w:tabs>
+        <w:ind w:left="720" w:hanging="360"/>
+      </w:pPr>
+      <w:rPr>
+        <w:rFonts w:ascii="Symbol" w:hAnsi="Symbol" w:hint="default"/>
+        <w:sz w:val="20"/>
+      </w:rPr>
+    </w:lvl>
+    <w:lvl w:ilvl="1" w:tentative="1">
+      <w:start w:val="1"/>
+      <w:numFmt w:val="bullet"/>
+      <w:lvlText w:val="o"/>
+      <w:lvlJc w:val="left"/>
+      <w:pPr>
+        <w:tabs>
+          <w:tab w:val="num" w:pos="1440"/>
+        </w:tabs>
+        <w:ind w:left="1440" w:hanging="360"/>
+      </w:pPr>
+      <w:rPr>
+        <w:rFonts w:ascii="Courier New" w:hAnsi="Courier New" w:hint="default"/>
+        <w:sz w:val="20"/>
+      </w:rPr>
+    </w:lvl>
+    <w:lvl w:ilvl="2" w:tentative="1">
+      <w:start w:val="1"/>
+      <w:numFmt w:val="bullet"/>
+      <w:lvlText w:val=""/>
+      <w:lvlJc w:val="left"/>
+      <w:pPr>
+        <w:tabs>
+          <w:tab w:val="num" w:pos="2160"/>
+        </w:tabs>
+        <w:ind w:left="2160" w:hanging="360"/>
+      </w:pPr>
+      <w:rPr>
+        <w:rFonts w:ascii="Wingdings" w:hAnsi="Wingdings" w:hint="default"/>
+        <w:sz w:val="20"/>
+      </w:rPr>
+    </w:lvl>
+    <w:lvl w:ilvl="3" w:tentative="1">
+      <w:start w:val="1"/>
+      <w:numFmt w:val="bullet"/>
+      <w:lvlText w:val=""/>
+      <w:lvlJc w:val="left"/>
+      <w:pPr>
+        <w:tabs>
+          <w:tab w:val="num" w:pos="2880"/>
+        </w:tabs>
+        <w:ind w:left="2880" w:hanging="360"/>
+      </w:pPr>
+      <w:rPr>
+        <w:rFonts w:ascii="Wingdings" w:hAnsi="Wingdings" w:hint="default"/>
+        <w:sz w:val="20"/>
+      </w:rPr>
+    </w:lvl>
+    <w:lvl w:ilvl="4" w:tentative="1">
+      <w:start w:val="1"/>
+      <w:numFmt w:val="bullet"/>
+      <w:lvlText w:val=""/>
+      <w:lvlJc w:val="left"/>
+      <w:pPr>
+        <w:tabs>
+          <w:tab w:val="num" w:pos="3600"/>
+        </w:tabs>
+        <w:ind w:left="3600" w:hanging="360"/>
+      </w:pPr>
+      <w:rPr>
+        <w:rFonts w:ascii="Wingdings" w:hAnsi="Wingdings" w:hint="default"/>
+        <w:sz w:val="20"/>
+      </w:rPr>
+    </w:lvl>
+    <w:lvl w:ilvl="5" w:tentative="1">
+      <w:start w:val="1"/>
+      <w:numFmt w:val="bullet"/>
+      <w:lvlText w:val=""/>
+      <w:lvlJc w:val="left"/>
+      <w:pPr>
+        <w:tabs>
+          <w:tab w:val="num" w:pos="4320"/>
+        </w:tabs>
+        <w:ind w:left="4320" w:hanging="360"/>
+      </w:pPr>
+      <w:rPr>
+        <w:rFonts w:ascii="Wingdings" w:hAnsi="Wingdings" w:hint="default"/>
+        <w:sz w:val="20"/>
+      </w:rPr>
+    </w:lvl>
+    <w:lvl w:ilvl="6" w:tentative="1">
+      <w:start w:val="1"/>
+      <w:numFmt w:val="bullet"/>
+      <w:lvlText w:val=""/>
+      <w:lvlJc w:val="left"/>
+      <w:pPr>
+        <w:tabs>
+          <w:tab w:val="num" w:pos="5040"/>
+        </w:tabs>
+        <w:ind w:left="5040" w:hanging="360"/>
+      </w:pPr>
+      <w:rPr>
+        <w:rFonts w:ascii="Wingdings" w:hAnsi="Wingdings" w:hint="default"/>
+        <w:sz w:val="20"/>
+      </w:rPr>
+    </w:lvl>
+    <w:lvl w:ilvl="7" w:tentative="1">
+      <w:start w:val="1"/>
+      <w:numFmt w:val="bullet"/>
+      <w:lvlText w:val=""/>
+      <w:lvlJc w:val="left"/>
+      <w:pPr>
+        <w:tabs>
+          <w:tab w:val="num" w:pos="5760"/>
+        </w:tabs>
+        <w:ind w:left="5760" w:hanging="360"/>
+      </w:pPr>
+      <w:rPr>
+        <w:rFonts w:ascii="Wingdings" w:hAnsi="Wingdings" w:hint="default"/>
+        <w:sz w:val="20"/>
+      </w:rPr>
+    </w:lvl>
+    <w:lvl w:ilvl="8" w:tentative="1">
+      <w:start w:val="1"/>
+      <w:numFmt w:val="bullet"/>
+      <w:lvlText w:val=""/>
+      <w:lvlJc w:val="left"/>
+      <w:pPr>
+        <w:tabs>
+          <w:tab w:val="num" w:pos="6480"/>
+        </w:tabs>
+        <w:ind w:left="6480" w:hanging="360"/>
+      </w:pPr>
+      <w:rPr>
+        <w:rFonts w:ascii="Wingdings" w:hAnsi="Wingdings" w:hint="default"/>
+        <w:sz w:val="20"/>
+      </w:rPr>
+    </w:lvl>
+  </w:abstractNum>
+  <w:abstractNum w:abstractNumId="13" w15:restartNumberingAfterBreak="0">
     <w:nsid w:val="462E1D15"/>
     <w:multiLevelType w:val="multilevel"/>
     <w:tmpl w:val="C05037C6"/>
@@ -1832,7 +3674,156 @@
       </w:rPr>
     </w:lvl>
   </w:abstractNum>
-  <w:abstractNum w:abstractNumId="11" w15:restartNumberingAfterBreak="0">
+  <w:abstractNum w:abstractNumId="14" w15:restartNumberingAfterBreak="0">
+    <w:nsid w:val="4A486160"/>
+    <w:multiLevelType w:val="multilevel"/>
+    <w:tmpl w:val="EF16B09C"/>
+    <w:lvl w:ilvl="0">
+      <w:start w:val="1"/>
+      <w:numFmt w:val="bullet"/>
+      <w:lvlText w:val=""/>
+      <w:lvlJc w:val="left"/>
+      <w:pPr>
+        <w:tabs>
+          <w:tab w:val="num" w:pos="720"/>
+        </w:tabs>
+        <w:ind w:left="720" w:hanging="360"/>
+      </w:pPr>
+      <w:rPr>
+        <w:rFonts w:ascii="Symbol" w:hAnsi="Symbol" w:hint="default"/>
+        <w:sz w:val="20"/>
+      </w:rPr>
+    </w:lvl>
+    <w:lvl w:ilvl="1" w:tentative="1">
+      <w:start w:val="1"/>
+      <w:numFmt w:val="bullet"/>
+      <w:lvlText w:val="o"/>
+      <w:lvlJc w:val="left"/>
+      <w:pPr>
+        <w:tabs>
+          <w:tab w:val="num" w:pos="1440"/>
+        </w:tabs>
+        <w:ind w:left="1440" w:hanging="360"/>
+      </w:pPr>
+      <w:rPr>
+        <w:rFonts w:ascii="Courier New" w:hAnsi="Courier New" w:hint="default"/>
+        <w:sz w:val="20"/>
+      </w:rPr>
+    </w:lvl>
+    <w:lvl w:ilvl="2" w:tentative="1">
+      <w:start w:val="1"/>
+      <w:numFmt w:val="bullet"/>
+      <w:lvlText w:val=""/>
+      <w:lvlJc w:val="left"/>
+      <w:pPr>
+        <w:tabs>
+          <w:tab w:val="num" w:pos="2160"/>
+        </w:tabs>
+        <w:ind w:left="2160" w:hanging="360"/>
+      </w:pPr>
+      <w:rPr>
+        <w:rFonts w:ascii="Wingdings" w:hAnsi="Wingdings" w:hint="default"/>
+        <w:sz w:val="20"/>
+      </w:rPr>
+    </w:lvl>
+    <w:lvl w:ilvl="3" w:tentative="1">
+      <w:start w:val="1"/>
+      <w:numFmt w:val="bullet"/>
+      <w:lvlText w:val=""/>
+      <w:lvlJc w:val="left"/>
+      <w:pPr>
+        <w:tabs>
+          <w:tab w:val="num" w:pos="2880"/>
+        </w:tabs>
+        <w:ind w:left="2880" w:hanging="360"/>
+      </w:pPr>
+      <w:rPr>
+        <w:rFonts w:ascii="Wingdings" w:hAnsi="Wingdings" w:hint="default"/>
+        <w:sz w:val="20"/>
+      </w:rPr>
+    </w:lvl>
+    <w:lvl w:ilvl="4" w:tentative="1">
+      <w:start w:val="1"/>
+      <w:numFmt w:val="bullet"/>
+      <w:lvlText w:val=""/>
+      <w:lvlJc w:val="left"/>
+      <w:pPr>
+        <w:tabs>
+          <w:tab w:val="num" w:pos="3600"/>
+        </w:tabs>
+        <w:ind w:left="3600" w:hanging="360"/>
+      </w:pPr>
+      <w:rPr>
+        <w:rFonts w:ascii="Wingdings" w:hAnsi="Wingdings" w:hint="default"/>
+        <w:sz w:val="20"/>
+      </w:rPr>
+    </w:lvl>
+    <w:lvl w:ilvl="5" w:tentative="1">
+      <w:start w:val="1"/>
+      <w:numFmt w:val="bullet"/>
+      <w:lvlText w:val=""/>
+      <w:lvlJc w:val="left"/>
+      <w:pPr>
+        <w:tabs>
+          <w:tab w:val="num" w:pos="4320"/>
+        </w:tabs>
+        <w:ind w:left="4320" w:hanging="360"/>
+      </w:pPr>
+      <w:rPr>
+        <w:rFonts w:ascii="Wingdings" w:hAnsi="Wingdings" w:hint="default"/>
+        <w:sz w:val="20"/>
+      </w:rPr>
+    </w:lvl>
+    <w:lvl w:ilvl="6" w:tentative="1">
+      <w:start w:val="1"/>
+      <w:numFmt w:val="bullet"/>
+      <w:lvlText w:val=""/>
+      <w:lvlJc w:val="left"/>
+      <w:pPr>
+        <w:tabs>
+          <w:tab w:val="num" w:pos="5040"/>
+        </w:tabs>
+        <w:ind w:left="5040" w:hanging="360"/>
+      </w:pPr>
+      <w:rPr>
+        <w:rFonts w:ascii="Wingdings" w:hAnsi="Wingdings" w:hint="default"/>
+        <w:sz w:val="20"/>
+      </w:rPr>
+    </w:lvl>
+    <w:lvl w:ilvl="7" w:tentative="1">
+      <w:start w:val="1"/>
+      <w:numFmt w:val="bullet"/>
+      <w:lvlText w:val=""/>
+      <w:lvlJc w:val="left"/>
+      <w:pPr>
+        <w:tabs>
+          <w:tab w:val="num" w:pos="5760"/>
+        </w:tabs>
+        <w:ind w:left="5760" w:hanging="360"/>
+      </w:pPr>
+      <w:rPr>
+        <w:rFonts w:ascii="Wingdings" w:hAnsi="Wingdings" w:hint="default"/>
+        <w:sz w:val="20"/>
+      </w:rPr>
+    </w:lvl>
+    <w:lvl w:ilvl="8" w:tentative="1">
+      <w:start w:val="1"/>
+      <w:numFmt w:val="bullet"/>
+      <w:lvlText w:val=""/>
+      <w:lvlJc w:val="left"/>
+      <w:pPr>
+        <w:tabs>
+          <w:tab w:val="num" w:pos="6480"/>
+        </w:tabs>
+        <w:ind w:left="6480" w:hanging="360"/>
+      </w:pPr>
+      <w:rPr>
+        <w:rFonts w:ascii="Wingdings" w:hAnsi="Wingdings" w:hint="default"/>
+        <w:sz w:val="20"/>
+      </w:rPr>
+    </w:lvl>
+  </w:abstractNum>
+  <w:abstractNum w:abstractNumId="15" w15:restartNumberingAfterBreak="0">
     <w:nsid w:val="6D3D12A2"/>
     <w:multiLevelType w:val="hybridMultilevel"/>
     <w:tmpl w:val="61AC730A"/>
@@ -1921,7 +3912,7 @@
       </w:pPr>
     </w:lvl>
   </w:abstractNum>
-  <w:abstractNum w:abstractNumId="12" w15:restartNumberingAfterBreak="0">
+  <w:abstractNum w:abstractNumId="16" w15:restartNumberingAfterBreak="0">
     <w:nsid w:val="70716298"/>
     <w:multiLevelType w:val="multilevel"/>
     <w:tmpl w:val="65C0F8B6"/>
@@ -2070,7 +4061,7 @@
       </w:rPr>
     </w:lvl>
   </w:abstractNum>
-  <w:abstractNum w:abstractNumId="13" w15:restartNumberingAfterBreak="0">
+  <w:abstractNum w:abstractNumId="17" w15:restartNumberingAfterBreak="0">
     <w:nsid w:val="727541AA"/>
     <w:multiLevelType w:val="multilevel"/>
     <w:tmpl w:val="8FDA14C6"/>
@@ -2219,7 +4210,7 @@
       </w:rPr>
     </w:lvl>
   </w:abstractNum>
-  <w:abstractNum w:abstractNumId="14" w15:restartNumberingAfterBreak="0">
+  <w:abstractNum w:abstractNumId="18" w15:restartNumberingAfterBreak="0">
     <w:nsid w:val="760F73C8"/>
     <w:multiLevelType w:val="multilevel"/>
     <w:tmpl w:val="3A36B98A"/>
@@ -2368,7 +4359,7 @@
       </w:rPr>
     </w:lvl>
   </w:abstractNum>
-  <w:abstractNum w:abstractNumId="15" w15:restartNumberingAfterBreak="0">
+  <w:abstractNum w:abstractNumId="19" w15:restartNumberingAfterBreak="0">
     <w:nsid w:val="7DD7659C"/>
     <w:multiLevelType w:val="multilevel"/>
     <w:tmpl w:val="B72A6EDC"/>
@@ -2518,52 +4509,64 @@
     </w:lvl>
   </w:abstractNum>
   <w:num w:numId="1" w16cid:durableId="1012031592">
+    <w:abstractNumId w:val="17"/>
+  </w:num>
+  <w:num w:numId="2" w16cid:durableId="1378049010">
+    <w:abstractNumId w:val="10"/>
+  </w:num>
+  <w:num w:numId="3" w16cid:durableId="177739758">
+    <w:abstractNumId w:val="5"/>
+  </w:num>
+  <w:num w:numId="4" w16cid:durableId="2058385436">
     <w:abstractNumId w:val="13"/>
   </w:num>
-  <w:num w:numId="2" w16cid:durableId="1378049010">
-    <w:abstractNumId w:val="8"/>
-  </w:num>
-  <w:num w:numId="3" w16cid:durableId="177739758">
-    <w:abstractNumId w:val="4"/>
-  </w:num>
-  <w:num w:numId="4" w16cid:durableId="2058385436">
-    <w:abstractNumId w:val="10"/>
-  </w:num>
   <w:num w:numId="5" w16cid:durableId="1098984757">
-    <w:abstractNumId w:val="6"/>
+    <w:abstractNumId w:val="7"/>
   </w:num>
   <w:num w:numId="6" w16cid:durableId="672028572">
     <w:abstractNumId w:val="1"/>
   </w:num>
   <w:num w:numId="7" w16cid:durableId="592588332">
-    <w:abstractNumId w:val="9"/>
+    <w:abstractNumId w:val="11"/>
   </w:num>
   <w:num w:numId="8" w16cid:durableId="783110526">
-    <w:abstractNumId w:val="15"/>
+    <w:abstractNumId w:val="19"/>
   </w:num>
   <w:num w:numId="9" w16cid:durableId="1758214456">
     <w:abstractNumId w:val="2"/>
   </w:num>
   <w:num w:numId="10" w16cid:durableId="774248790">
-    <w:abstractNumId w:val="14"/>
+    <w:abstractNumId w:val="18"/>
   </w:num>
   <w:num w:numId="11" w16cid:durableId="543710372">
-    <w:abstractNumId w:val="5"/>
+    <w:abstractNumId w:val="6"/>
   </w:num>
   <w:num w:numId="12" w16cid:durableId="881164182">
-    <w:abstractNumId w:val="7"/>
+    <w:abstractNumId w:val="9"/>
   </w:num>
   <w:num w:numId="13" w16cid:durableId="2026981126">
-    <w:abstractNumId w:val="12"/>
+    <w:abstractNumId w:val="16"/>
   </w:num>
   <w:num w:numId="14" w16cid:durableId="791291187">
     <w:abstractNumId w:val="0"/>
   </w:num>
   <w:num w:numId="15" w16cid:durableId="543561558">
-    <w:abstractNumId w:val="11"/>
+    <w:abstractNumId w:val="15"/>
   </w:num>
   <w:num w:numId="16" w16cid:durableId="204635858">
     <w:abstractNumId w:val="3"/>
+  </w:num>
+  <w:num w:numId="17" w16cid:durableId="1000036406">
+    <w:abstractNumId w:val="4"/>
+  </w:num>
+  <w:num w:numId="18" w16cid:durableId="1731493550">
+    <w:abstractNumId w:val="14"/>
+  </w:num>
+  <w:num w:numId="19" w16cid:durableId="1132405265">
+    <w:abstractNumId w:val="12"/>
+  </w:num>
+  <w:num w:numId="20" w16cid:durableId="1582762993">
+    <w:abstractNumId w:val="8"/>
   </w:num>
 </w:numbering>
 </file>
@@ -3172,6 +5175,7 @@
   <w:style w:type="character" w:default="1" w:styleId="DefaultParagraphFont">
     <w:name w:val="Default Paragraph Font"/>
     <w:uiPriority w:val="1"/>
+    <w:semiHidden/>
     <w:unhideWhenUsed/>
   </w:style>
   <w:style w:type="table" w:default="1" w:styleId="TableNormal">
